--- a/docs/des/DES-02 Database and Warehouse Design.docx
+++ b/docs/des/DES-02 Database and Warehouse Design.docx
@@ -128,26 +128,311 @@
           <w:sz w:val="22"/>
           <w:szCs w:val="22"/>
         </w:rPr>
-        <w:t xml:space="preserve">, a relational (SQL) database, with one database named </w:t>
-      </w:r>
-      <w:r>
-        <w:rPr>
-          <w:rFonts w:ascii="Arial" w:cs="Arial" w:eastAsia="Arial" w:hAnsi="Arial"/>
-          <w:b/>
-          <w:bCs/>
-          <w:sz w:val="22"/>
-          <w:szCs w:val="22"/>
-        </w:rPr>
-        <w:t xml:space="preserve">uphsl_credential_tracker</w:t>
-      </w:r>
-      <w:r>
-        <w:rPr>
-          <w:rFonts w:ascii="Arial" w:cs="Arial" w:eastAsia="Arial" w:hAnsi="Arial"/>
-          <w:sz w:val="22"/>
-          <w:szCs w:val="22"/>
-        </w:rPr>
-        <w:t xml:space="preserve"> (character set utf8mb4).</w:t>
-      </w:r>
+        <w:t xml:space="preserve">, a relational (SQL) database (character set utf8mb4). There is one database per environment, both with the same schema:</w:t>
+      </w:r>
+    </w:p>
+    <w:tbl>
+      <w:tblPr>
+        <w:tblW w:type="dxa" w:w="9360"/>
+        <w:tblBorders>
+          <w:top w:val="single" w:color="auto" w:sz="4"/>
+          <w:left w:val="single" w:color="auto" w:sz="4"/>
+          <w:bottom w:val="single" w:color="auto" w:sz="4"/>
+          <w:right w:val="single" w:color="auto" w:sz="4"/>
+          <w:insideH w:val="single" w:color="auto" w:sz="4"/>
+          <w:insideV w:val="single" w:color="auto" w:sz="4"/>
+        </w:tblBorders>
+        <w:tblLayout w:type="fixed"/>
+      </w:tblPr>
+      <w:tblGrid>
+        <w:gridCol w:w="1517"/>
+        <w:gridCol w:w="3288"/>
+        <w:gridCol w:w="4555"/>
+      </w:tblGrid>
+      <w:tr>
+        <w:trPr>
+          <w:tblHeader/>
+        </w:trPr>
+        <w:tc>
+          <w:tcPr>
+            <w:tcW w:type="dxa" w:w="1517"/>
+            <w:tcBorders>
+              <w:top w:val="single" w:color="999999" w:sz="4"/>
+              <w:left w:val="single" w:color="999999" w:sz="4"/>
+              <w:bottom w:val="single" w:color="999999" w:sz="4"/>
+              <w:right w:val="single" w:color="999999" w:sz="4"/>
+            </w:tcBorders>
+            <w:shd w:fill="EFEFEF" w:color="auto" w:val="clear"/>
+            <w:tcMar>
+              <w:top w:type="dxa" w:w="50"/>
+              <w:left w:type="dxa" w:w="90"/>
+              <w:bottom w:type="dxa" w:w="50"/>
+              <w:right w:type="dxa" w:w="90"/>
+            </w:tcMar>
+          </w:tcPr>
+          <w:p>
+            <w:r>
+              <w:rPr>
+                <w:rFonts w:ascii="Arial" w:cs="Arial" w:eastAsia="Arial" w:hAnsi="Arial"/>
+                <w:b/>
+                <w:bCs/>
+                <w:sz w:val="18"/>
+                <w:szCs w:val="18"/>
+              </w:rPr>
+              <w:t xml:space="preserve">Environment</w:t>
+            </w:r>
+          </w:p>
+        </w:tc>
+        <w:tc>
+          <w:tcPr>
+            <w:tcW w:type="dxa" w:w="3288"/>
+            <w:tcBorders>
+              <w:top w:val="single" w:color="999999" w:sz="4"/>
+              <w:left w:val="single" w:color="999999" w:sz="4"/>
+              <w:bottom w:val="single" w:color="999999" w:sz="4"/>
+              <w:right w:val="single" w:color="999999" w:sz="4"/>
+            </w:tcBorders>
+            <w:shd w:fill="EFEFEF" w:color="auto" w:val="clear"/>
+            <w:tcMar>
+              <w:top w:type="dxa" w:w="50"/>
+              <w:left w:type="dxa" w:w="90"/>
+              <w:bottom w:type="dxa" w:w="50"/>
+              <w:right w:type="dxa" w:w="90"/>
+            </w:tcMar>
+          </w:tcPr>
+          <w:p>
+            <w:r>
+              <w:rPr>
+                <w:rFonts w:ascii="Arial" w:cs="Arial" w:eastAsia="Arial" w:hAnsi="Arial"/>
+                <w:b/>
+                <w:bCs/>
+                <w:sz w:val="18"/>
+                <w:szCs w:val="18"/>
+              </w:rPr>
+              <w:t xml:space="preserve">Database</w:t>
+            </w:r>
+          </w:p>
+        </w:tc>
+        <w:tc>
+          <w:tcPr>
+            <w:tcW w:type="dxa" w:w="4555"/>
+            <w:tcBorders>
+              <w:top w:val="single" w:color="999999" w:sz="4"/>
+              <w:left w:val="single" w:color="999999" w:sz="4"/>
+              <w:bottom w:val="single" w:color="999999" w:sz="4"/>
+              <w:right w:val="single" w:color="999999" w:sz="4"/>
+            </w:tcBorders>
+            <w:shd w:fill="EFEFEF" w:color="auto" w:val="clear"/>
+            <w:tcMar>
+              <w:top w:type="dxa" w:w="50"/>
+              <w:left w:type="dxa" w:w="90"/>
+              <w:bottom w:type="dxa" w:w="50"/>
+              <w:right w:type="dxa" w:w="90"/>
+            </w:tcMar>
+          </w:tcPr>
+          <w:p>
+            <w:r>
+              <w:rPr>
+                <w:rFonts w:ascii="Arial" w:cs="Arial" w:eastAsia="Arial" w:hAnsi="Arial"/>
+                <w:b/>
+                <w:bCs/>
+                <w:sz w:val="18"/>
+                <w:szCs w:val="18"/>
+              </w:rPr>
+              <w:t xml:space="preserve">Contents</w:t>
+            </w:r>
+          </w:p>
+        </w:tc>
+      </w:tr>
+      <w:tr>
+        <w:trPr>
+          <w:cantSplit/>
+        </w:trPr>
+        <w:tc>
+          <w:tcPr>
+            <w:tcW w:type="dxa" w:w="1517"/>
+            <w:tcBorders>
+              <w:top w:val="single" w:color="999999" w:sz="4"/>
+              <w:left w:val="single" w:color="999999" w:sz="4"/>
+              <w:bottom w:val="single" w:color="999999" w:sz="4"/>
+              <w:right w:val="single" w:color="999999" w:sz="4"/>
+            </w:tcBorders>
+            <w:tcMar>
+              <w:top w:type="dxa" w:w="50"/>
+              <w:left w:type="dxa" w:w="90"/>
+              <w:bottom w:type="dxa" w:w="50"/>
+              <w:right w:type="dxa" w:w="90"/>
+            </w:tcMar>
+          </w:tcPr>
+          <w:p>
+            <w:r>
+              <w:rPr>
+                <w:rFonts w:ascii="Arial" w:cs="Arial" w:eastAsia="Arial" w:hAnsi="Arial"/>
+                <w:b w:val="false"/>
+                <w:bCs w:val="false"/>
+                <w:sz w:val="18"/>
+                <w:szCs w:val="18"/>
+              </w:rPr>
+              <w:t xml:space="preserve">Production</w:t>
+            </w:r>
+          </w:p>
+        </w:tc>
+        <w:tc>
+          <w:tcPr>
+            <w:tcW w:type="dxa" w:w="3288"/>
+            <w:tcBorders>
+              <w:top w:val="single" w:color="999999" w:sz="4"/>
+              <w:left w:val="single" w:color="999999" w:sz="4"/>
+              <w:bottom w:val="single" w:color="999999" w:sz="4"/>
+              <w:right w:val="single" w:color="999999" w:sz="4"/>
+            </w:tcBorders>
+            <w:tcMar>
+              <w:top w:type="dxa" w:w="50"/>
+              <w:left w:type="dxa" w:w="90"/>
+              <w:bottom w:type="dxa" w:w="50"/>
+              <w:right w:type="dxa" w:w="90"/>
+            </w:tcMar>
+          </w:tcPr>
+          <w:p>
+            <w:r>
+              <w:rPr>
+                <w:rFonts w:ascii="Arial" w:cs="Arial" w:eastAsia="Arial" w:hAnsi="Arial"/>
+                <w:b w:val="false"/>
+                <w:bCs w:val="false"/>
+                <w:sz w:val="18"/>
+                <w:szCs w:val="18"/>
+              </w:rPr>
+              <w:t xml:space="preserve">uphsl_credential_tracker</w:t>
+            </w:r>
+          </w:p>
+        </w:tc>
+        <w:tc>
+          <w:tcPr>
+            <w:tcW w:type="dxa" w:w="4555"/>
+            <w:tcBorders>
+              <w:top w:val="single" w:color="999999" w:sz="4"/>
+              <w:left w:val="single" w:color="999999" w:sz="4"/>
+              <w:bottom w:val="single" w:color="999999" w:sz="4"/>
+              <w:right w:val="single" w:color="999999" w:sz="4"/>
+            </w:tcBorders>
+            <w:tcMar>
+              <w:top w:type="dxa" w:w="50"/>
+              <w:left w:type="dxa" w:w="90"/>
+              <w:bottom w:type="dxa" w:w="50"/>
+              <w:right w:type="dxa" w:w="90"/>
+            </w:tcMar>
+          </w:tcPr>
+          <w:p>
+            <w:r>
+              <w:rPr>
+                <w:rFonts w:ascii="Arial" w:cs="Arial" w:eastAsia="Arial" w:hAnsi="Arial"/>
+                <w:b w:val="false"/>
+                <w:bCs w:val="false"/>
+                <w:sz w:val="18"/>
+                <w:szCs w:val="18"/>
+              </w:rPr>
+              <w:t xml:space="preserve">Real data only; never receives demo or test data</w:t>
+            </w:r>
+          </w:p>
+        </w:tc>
+      </w:tr>
+      <w:tr>
+        <w:trPr>
+          <w:cantSplit/>
+        </w:trPr>
+        <w:tc>
+          <w:tcPr>
+            <w:tcW w:type="dxa" w:w="1517"/>
+            <w:tcBorders>
+              <w:top w:val="single" w:color="999999" w:sz="4"/>
+              <w:left w:val="single" w:color="999999" w:sz="4"/>
+              <w:bottom w:val="single" w:color="999999" w:sz="4"/>
+              <w:right w:val="single" w:color="999999" w:sz="4"/>
+            </w:tcBorders>
+            <w:tcMar>
+              <w:top w:type="dxa" w:w="50"/>
+              <w:left w:type="dxa" w:w="90"/>
+              <w:bottom w:type="dxa" w:w="50"/>
+              <w:right w:type="dxa" w:w="90"/>
+            </w:tcMar>
+          </w:tcPr>
+          <w:p>
+            <w:r>
+              <w:rPr>
+                <w:rFonts w:ascii="Arial" w:cs="Arial" w:eastAsia="Arial" w:hAnsi="Arial"/>
+                <w:b w:val="false"/>
+                <w:bCs w:val="false"/>
+                <w:sz w:val="18"/>
+                <w:szCs w:val="18"/>
+              </w:rPr>
+              <w:t xml:space="preserve">Staging</w:t>
+            </w:r>
+          </w:p>
+        </w:tc>
+        <w:tc>
+          <w:tcPr>
+            <w:tcW w:type="dxa" w:w="3288"/>
+            <w:tcBorders>
+              <w:top w:val="single" w:color="999999" w:sz="4"/>
+              <w:left w:val="single" w:color="999999" w:sz="4"/>
+              <w:bottom w:val="single" w:color="999999" w:sz="4"/>
+              <w:right w:val="single" w:color="999999" w:sz="4"/>
+            </w:tcBorders>
+            <w:tcMar>
+              <w:top w:type="dxa" w:w="50"/>
+              <w:left w:type="dxa" w:w="90"/>
+              <w:bottom w:type="dxa" w:w="50"/>
+              <w:right w:type="dxa" w:w="90"/>
+            </w:tcMar>
+          </w:tcPr>
+          <w:p>
+            <w:r>
+              <w:rPr>
+                <w:rFonts w:ascii="Arial" w:cs="Arial" w:eastAsia="Arial" w:hAnsi="Arial"/>
+                <w:b w:val="false"/>
+                <w:bCs w:val="false"/>
+                <w:sz w:val="18"/>
+                <w:szCs w:val="18"/>
+              </w:rPr>
+              <w:t xml:space="preserve">uphsl_credential_tracker_staging</w:t>
+            </w:r>
+          </w:p>
+        </w:tc>
+        <w:tc>
+          <w:tcPr>
+            <w:tcW w:type="dxa" w:w="4555"/>
+            <w:tcBorders>
+              <w:top w:val="single" w:color="999999" w:sz="4"/>
+              <w:left w:val="single" w:color="999999" w:sz="4"/>
+              <w:bottom w:val="single" w:color="999999" w:sz="4"/>
+              <w:right w:val="single" w:color="999999" w:sz="4"/>
+            </w:tcBorders>
+            <w:tcMar>
+              <w:top w:type="dxa" w:w="50"/>
+              <w:left w:type="dxa" w:w="90"/>
+              <w:bottom w:type="dxa" w:w="50"/>
+              <w:right w:type="dxa" w:w="90"/>
+            </w:tcMar>
+          </w:tcPr>
+          <w:p>
+            <w:r>
+              <w:rPr>
+                <w:rFonts w:ascii="Arial" w:cs="Arial" w:eastAsia="Arial" w:hAnsi="Arial"/>
+                <w:b w:val="false"/>
+                <w:bCs w:val="false"/>
+                <w:sz w:val="18"/>
+                <w:szCs w:val="18"/>
+              </w:rPr>
+              <w:t xml:space="preserve">Demo data; used for development, demonstrations and automated tests</w:t>
+            </w:r>
+          </w:p>
+        </w:tc>
+      </w:tr>
+    </w:tbl>
+    <w:p>
+      <w:pPr>
+        <w:spacing w:after="120"/>
+      </w:pPr>
     </w:p>
     <w:p>
       <w:pPr>
@@ -6067,7 +6352,7 @@
           <w:sz w:val="22"/>
           <w:szCs w:val="22"/>
         </w:rPr>
-        <w:t xml:space="preserve">The records below are demo data loaded by the system's DemoSeeder. Password hashes are shortened.</w:t>
+        <w:t xml:space="preserve">The records below are demo data from the staging database, loaded by the system's DemoSeeder. Password hashes are shortened.</w:t>
       </w:r>
     </w:p>
     <w:p>
@@ -9500,7 +9785,7 @@
                 <w:sz w:val="15"/>
                 <w:szCs w:val="15"/>
               </w:rPr>
-              <w:t xml:space="preserve">1</w:t>
+              <w:t xml:space="preserve">2</w:t>
             </w:r>
           </w:p>
         </w:tc>
@@ -10032,7 +10317,7 @@
                 <w:sz w:val="15"/>
                 <w:szCs w:val="15"/>
               </w:rPr>
-              <w:t xml:space="preserve">2026-10-21 12:13:00</w:t>
+              <w:t xml:space="preserve">2026-10-21 15:04:00</w:t>
             </w:r>
           </w:p>
         </w:tc>
@@ -10211,7 +10496,7 @@
                 <w:sz w:val="15"/>
                 <w:szCs w:val="15"/>
               </w:rPr>
-              <w:t xml:space="preserve">1</w:t>
+              <w:t xml:space="preserve">2</w:t>
             </w:r>
           </w:p>
         </w:tc>
@@ -10269,7 +10554,7 @@
                 <w:sz w:val="15"/>
                 <w:szCs w:val="15"/>
               </w:rPr>
-              <w:t xml:space="preserve">2026-10-19 12:55:00</w:t>
+              <w:t xml:space="preserve">2026-10-19 10:53:00</w:t>
             </w:r>
           </w:p>
         </w:tc>
@@ -12507,7 +12792,7 @@
           <w:sz w:val="22"/>
           <w:szCs w:val="22"/>
         </w:rPr>
-        <w:t xml:space="preserve">Each query below was run on the database; the results shown are its actual output.</w:t>
+        <w:t xml:space="preserve">Each query below was run on the staging database; the results shown are its actual output.</w:t>
       </w:r>
     </w:p>
     <w:p>
@@ -14883,7 +15168,7 @@
                 <w:sz w:val="15"/>
                 <w:szCs w:val="15"/>
               </w:rPr>
-              <w:t xml:space="preserve">2026-10-07 12:13:00</w:t>
+              <w:t xml:space="preserve">2026-10-07 15:04:00</w:t>
             </w:r>
           </w:p>
         </w:tc>
@@ -14912,7 +15197,7 @@
                 <w:sz w:val="15"/>
                 <w:szCs w:val="15"/>
               </w:rPr>
-              <w:t xml:space="preserve">2026-10-21 12:13:00</w:t>
+              <w:t xml:space="preserve">2026-10-21 15:04:00</w:t>
             </w:r>
           </w:p>
         </w:tc>
@@ -15062,7 +15347,7 @@
                 <w:sz w:val="15"/>
                 <w:szCs w:val="15"/>
               </w:rPr>
-              <w:t xml:space="preserve">2026-10-05 12:55:00</w:t>
+              <w:t xml:space="preserve">2026-10-05 10:53:00</w:t>
             </w:r>
           </w:p>
         </w:tc>
@@ -15091,7 +15376,7 @@
                 <w:sz w:val="15"/>
                 <w:szCs w:val="15"/>
               </w:rPr>
-              <w:t xml:space="preserve">2026-10-19 12:55:00</w:t>
+              <w:t xml:space="preserve">2026-10-19 10:53:00</w:t>
             </w:r>
           </w:p>
         </w:tc>
@@ -15241,7 +15526,7 @@
                 <w:sz w:val="15"/>
                 <w:szCs w:val="15"/>
               </w:rPr>
-              <w:t xml:space="preserve">2026-09-20 15:43:00</w:t>
+              <w:t xml:space="preserve">2026-09-20 14:13:00</w:t>
             </w:r>
           </w:p>
         </w:tc>
@@ -15270,7 +15555,7 @@
                 <w:sz w:val="15"/>
                 <w:szCs w:val="15"/>
               </w:rPr>
-              <w:t xml:space="preserve">2026-10-02 15:43:00</w:t>
+              <w:t xml:space="preserve">2026-10-02 14:13:00</w:t>
             </w:r>
           </w:p>
         </w:tc>
@@ -15420,7 +15705,7 @@
                 <w:sz w:val="15"/>
                 <w:szCs w:val="15"/>
               </w:rPr>
-              <w:t xml:space="preserve">2026-10-09 14:47:00</w:t>
+              <w:t xml:space="preserve">2026-10-09 11:27:00</w:t>
             </w:r>
           </w:p>
         </w:tc>
@@ -15449,7 +15734,7 @@
                 <w:sz w:val="15"/>
                 <w:szCs w:val="15"/>
               </w:rPr>
-              <w:t xml:space="preserve">2026-10-16 14:47:00</w:t>
+              <w:t xml:space="preserve">2026-10-16 11:27:00</w:t>
             </w:r>
           </w:p>
         </w:tc>
@@ -15599,7 +15884,7 @@
                 <w:sz w:val="15"/>
                 <w:szCs w:val="15"/>
               </w:rPr>
-              <w:t xml:space="preserve">2026-10-02 11:55:00</w:t>
+              <w:t xml:space="preserve">2026-10-02 08:40:00</w:t>
             </w:r>
           </w:p>
         </w:tc>
@@ -15628,7 +15913,7 @@
                 <w:sz w:val="15"/>
                 <w:szCs w:val="15"/>
               </w:rPr>
-              <w:t xml:space="preserve">2026-10-09 11:55:00</w:t>
+              <w:t xml:space="preserve">2026-10-09 08:40:00</w:t>
             </w:r>
           </w:p>
         </w:tc>
@@ -15657,7 +15942,7 @@
                 <w:sz w:val="15"/>
                 <w:szCs w:val="15"/>
               </w:rPr>
-              <w:t xml:space="preserve">2026-10-03 10:55:00</w:t>
+              <w:t xml:space="preserve">2026-10-03 18:40:00</w:t>
             </w:r>
           </w:p>
         </w:tc>
@@ -15778,7 +16063,7 @@
                 <w:sz w:val="15"/>
                 <w:szCs w:val="15"/>
               </w:rPr>
-              <w:t xml:space="preserve">2026-09-27 12:18:00</w:t>
+              <w:t xml:space="preserve">2026-09-27 09:07:00</w:t>
             </w:r>
           </w:p>
         </w:tc>
@@ -15807,7 +16092,7 @@
                 <w:sz w:val="15"/>
                 <w:szCs w:val="15"/>
               </w:rPr>
-              <w:t xml:space="preserve">2026-09-30 12:18:00</w:t>
+              <w:t xml:space="preserve">2026-09-30 09:07:00</w:t>
             </w:r>
           </w:p>
         </w:tc>
@@ -15836,7 +16121,7 @@
                 <w:sz w:val="15"/>
                 <w:szCs w:val="15"/>
               </w:rPr>
-              <w:t xml:space="preserve">2026-09-28 03:18:00</w:t>
+              <w:t xml:space="preserve">2026-09-27 18:07:00</w:t>
             </w:r>
           </w:p>
         </w:tc>
@@ -15865,7 +16150,7 @@
                 <w:sz w:val="15"/>
                 <w:szCs w:val="15"/>
               </w:rPr>
-              <w:t xml:space="preserve">2026-09-28 03:18:00</w:t>
+              <w:t xml:space="preserve">2026-09-27 18:07:00</w:t>
             </w:r>
           </w:p>
         </w:tc>
@@ -17596,7 +17881,7 @@
                 <w:sz w:val="15"/>
                 <w:szCs w:val="15"/>
               </w:rPr>
-              <w:t xml:space="preserve">2026-10-02 15:43:00</w:t>
+              <w:t xml:space="preserve">2026-10-02 14:13:00</w:t>
             </w:r>
           </w:p>
         </w:tc>
@@ -17892,7 +18177,7 @@
                 <w:sz w:val="15"/>
                 <w:szCs w:val="15"/>
               </w:rPr>
-              <w:t xml:space="preserve">2026-10-07 12:13:00</w:t>
+              <w:t xml:space="preserve">2026-10-07 15:04:00</w:t>
             </w:r>
           </w:p>
         </w:tc>
@@ -18013,7 +18298,7 @@
                 <w:sz w:val="15"/>
                 <w:szCs w:val="15"/>
               </w:rPr>
-              <w:t xml:space="preserve">2026-10-07 12:13:00</w:t>
+              <w:t xml:space="preserve">2026-10-07 15:04:00</w:t>
             </w:r>
           </w:p>
         </w:tc>
@@ -18134,7 +18419,7 @@
                 <w:sz w:val="15"/>
                 <w:szCs w:val="15"/>
               </w:rPr>
-              <w:t xml:space="preserve">2026-10-07 12:13:00</w:t>
+              <w:t xml:space="preserve">2026-10-07 15:04:00</w:t>
             </w:r>
           </w:p>
         </w:tc>
@@ -18255,7 +18540,7 @@
                 <w:sz w:val="15"/>
                 <w:szCs w:val="15"/>
               </w:rPr>
-              <w:t xml:space="preserve">2026-10-07 12:13:00</w:t>
+              <w:t xml:space="preserve">2026-10-07 15:04:00</w:t>
             </w:r>
           </w:p>
         </w:tc>
@@ -18376,7 +18661,7 @@
                 <w:sz w:val="15"/>
                 <w:szCs w:val="15"/>
               </w:rPr>
-              <w:t xml:space="preserve">2026-10-07 12:13:00</w:t>
+              <w:t xml:space="preserve">2026-10-07 15:04:00</w:t>
             </w:r>
           </w:p>
         </w:tc>
